--- a/Module Edit Docs/I12 - Edit Doc.docx
+++ b/Module Edit Docs/I12 - Edit Doc.docx
@@ -18,6 +18,77 @@
           <w:sz w:val="19"/>
         </w:rPr>
         <w:t>HOW TO USE: edit the wording directly (Track Changes if you like). For layout or a figure (size, position, wrong/missing image) write a short instruction in [brackets] right where it applies. Send it back and I apply the wording to the page and the layout notes to the styling, then regenerate. This is a content+notes doc, so it will not look exactly like the web page.</w:t>
+      </w:r>
+    </w:p>
+    <w:p/>
+    <w:p>
+      <w:r>
+        <w:rPr>
+          <w:b/>
+          <w:color w:val="B00000"/>
+          <w:sz w:val="21"/>
+        </w:rPr>
+        <w:t>ISSUES FLAGGED FOR THIS MODULE (5)</w:t>
+      </w:r>
+    </w:p>
+    <w:p>
+      <w:r>
+        <w:rPr>
+          <w:i/>
+          <w:color w:val="5A5A5A"/>
+          <w:sz w:val="19"/>
+        </w:rPr>
+        <w:t>These were found while the module was built and are not part of the prose. SOURCE means the defect is in a deck, a Notion page or the source index and has to be fixed there too. DECISION means it needs your call before the page is final. NOTE is for information. Answer them in [brackets] like any other instruction.</w:t>
+      </w:r>
+    </w:p>
+    <w:p>
+      <w:r>
+        <w:rPr>
+          <w:i/>
+          <w:color w:val="B00000"/>
+          <w:sz w:val="19"/>
+        </w:rPr>
+        <w:t>[SOURCE: Two Notion citation strings on the heart-lung pages are wrong and were corrected against PubMed. Magder 2018 is Ann Transl Med 6(18):348, cited in Notion as 6:272. Xu 2017 is Int J COPD 12:3123-3131, cited in Notion as 3323-3332. Notion prose may be followed but its citation strings must be re-verified, never copied.]</w:t>
+      </w:r>
+    </w:p>
+    <w:p>
+      <w:r>
+        <w:rPr>
+          <w:i/>
+          <w:color w:val="0050A0"/>
+          <w:sz w:val="19"/>
+        </w:rPr>
+        <w:t>[DECISION: The deck's mechanism ordering implies venous effects dominate the loss of RV stroke volume. Vieillard-Baron 1999 and Jellinek 2000 show afterload and venous resistance dominate rather than gradient loss. The page keeps Michard's five-mechanism framework and adds a subsection, "Which of the five actually dominates."]</w:t>
+      </w:r>
+    </w:p>
+    <w:p>
+      <w:r>
+        <w:rPr>
+          <w:i/>
+          <w:color w:val="5A5A5A"/>
+          <w:sz w:val="19"/>
+        </w:rPr>
+        <w:t>[NOTE: The page gives the conventional greater-than-10 mmHg definition of pulsus paradoxus. The brief said no numeric thresholds, but that instruction was about SPV and PPV, which belong to I13, and the sign cannot be taught without the number.]</w:t>
+      </w:r>
+    </w:p>
+    <w:p>
+      <w:r>
+        <w:rPr>
+          <w:i/>
+          <w:color w:val="5A5A5A"/>
+          <w:sz w:val="19"/>
+        </w:rPr>
+        <w:t>[NOTE: Rebuck 1973 has no PubMed abstract, so the text states only what the title supports.]</w:t>
+      </w:r>
+    </w:p>
+    <w:p>
+      <w:r>
+        <w:rPr>
+          <w:i/>
+          <w:color w:val="5A5A5A"/>
+          <w:sz w:val="19"/>
+        </w:rPr>
+        <w:t>[NOTE: v2022 slide171 was deliberately left out. It is a 563 by 123 pixel grainy graphic with ambiguous inspiration labelling, replaced by a hand-drawn SVG.]</w:t>
       </w:r>
     </w:p>
     <w:p/>

--- a/Module Edit Docs/I12 - Edit Doc.docx
+++ b/Module Edit Docs/I12 - Edit Doc.docx
@@ -28,7 +28,7 @@
           <w:color w:val="B00000"/>
           <w:sz w:val="21"/>
         </w:rPr>
-        <w:t>ISSUES FLAGGED FOR THIS MODULE (5)</w:t>
+        <w:t>ISSUES FLAGGED FOR THIS MODULE (4)</w:t>
       </w:r>
     </w:p>
     <w:p>
@@ -39,26 +39,6 @@
           <w:sz w:val="19"/>
         </w:rPr>
         <w:t>These were found while the module was built and are not part of the prose. SOURCE means the defect is in a deck, a Notion page or the source index and has to be fixed there too. DECISION means it needs your call before the page is final. NOTE is for information. Answer them in [brackets] like any other instruction.</w:t>
-      </w:r>
-    </w:p>
-    <w:p>
-      <w:r>
-        <w:rPr>
-          <w:i/>
-          <w:color w:val="B00000"/>
-          <w:sz w:val="19"/>
-        </w:rPr>
-        <w:t>[SOURCE: Two Notion citation strings on the heart-lung pages are wrong and were corrected against PubMed. Magder 2018 is Ann Transl Med 6(18):348, cited in Notion as 6:272. Xu 2017 is Int J COPD 12:3123-3131, cited in Notion as 3323-3332. Notion prose may be followed but its citation strings must be re-verified, never copied.]</w:t>
-      </w:r>
-    </w:p>
-    <w:p>
-      <w:r>
-        <w:rPr>
-          <w:i/>
-          <w:color w:val="0050A0"/>
-          <w:sz w:val="19"/>
-        </w:rPr>
-        <w:t>[DECISION: The deck's mechanism ordering implies venous effects dominate the loss of RV stroke volume. Vieillard-Baron 1999 and Jellinek 2000 show afterload and venous resistance dominate rather than gradient loss. The page keeps Michard's five-mechanism framework and adds a subsection, "Which of the five actually dominates."]</w:t>
       </w:r>
     </w:p>
     <w:p>
@@ -91,6 +71,16 @@
         <w:t>[NOTE: v2022 slide171 was deliberately left out. It is a 563 by 123 pixel grainy graphic with ambiguous inspiration labelling, replaced by a hand-drawn SVG.]</w:t>
       </w:r>
     </w:p>
+    <w:p>
+      <w:r>
+        <w:rPr>
+          <w:i/>
+          <w:color w:val="0050A0"/>
+          <w:sz w:val="19"/>
+        </w:rPr>
+        <w:t>[DECISION: Gustavo's C6 comment ("keep both of the figures or replace the one from the deck") anchors five pasted raster images at four locations: two beside the existing transmural-afterload figure and the v2022 slide153 mechanism diagram, one after the new mechanism 1-3 summary sentence, one before the phase-delay section, one after the spontaneous-breathing reversal paragraph. All five are polished multi-panel HemoSim-branded infographics, not the site's hand-drawn SVG house style, and none was applied. Neal to decide whether any should become a commissioned SVG and where.]</w:t>
+      </w:r>
+    </w:p>
     <w:p/>
     <w:p>
       <w:pPr>
@@ -113,6 +103,11 @@
     <w:p>
       <w:r>
         <w:t>Two parts of the account are already written and are not repeated. Module I8 covers the venous limb in depth: the vascular waterfall at the thoraco-abdominal junction, the evidence that positive end-expiratory pressure moves that waterfall rather than simply consuming the pressure gradient, and the reflex rise in mean systemic filling pressure that normally protects the gradient. This module treats the venous effect as one mechanism among five and refers back rather than rebuilding it. Module I11 introduces pulse pressure variation as one instrument among several a clinician might reach for. What follows is the physiology underneath both.</w:t>
+      </w:r>
+    </w:p>
+    <w:p>
+      <w:r>
+        <w:t>Heart-lung interaction is not an additional interface layered on top of the circulation. A breath perturbs several of the existing interfaces simultaneously. Through Interface III it changes the pressure environment of the great veins, right atrium and venous return. Through Interface IV it changes right ventricular filling, pulmonary vascular load, and ultimately left ventricular filling after pulmonary transit. Through Interface I it changes left ventricular transmural afterload. The arterial waveform is the downstream record of those simultaneous perturbations, separated in time by the pulmonary circulation.</w:t>
       </w:r>
     </w:p>
     <w:p>
@@ -281,13 +276,21 @@
       </w:r>
     </w:p>
     <w:p>
+      <w:pPr>
+        <w:pStyle w:val="Heading3"/>
+      </w:pPr>
+      <w:r>
+        <w:t>The right ventricle: mechanisms 1, 2 and 3</w:t>
+      </w:r>
+    </w:p>
+    <w:p>
       <w:r>
         <w:t>Mechanism 1. The resistance to venous return rises. The intrathoracic great veins are thin-walled collapsible tubes with almost no intrinsic wall tone, so their patency is a transmural question rather than a pressure question. Raising the pressure around them narrows them, and where the pressure around them rises above the pressure inside, they close. Module I8 works this through as the vascular waterfall and shows that a positive end-expiratory pressure of 10 cmH2O moves the critical downstream pressure for maximal venous return from around zero to a clearly positive value in both cavae. What matters here is only the direction: inspiration makes the venous pathway a worse conduit while the breath lasts.</w:t>
       </w:r>
     </w:p>
     <w:p>
       <w:r>
-        <w:t>Mechanism 2. Right atrial pressure rises and the gradient for return narrows. The right atrium sits inside the pressurised compartment, so its intracavitary pressure rises with the pleural pressure around it. The v2022 deck makes an additional point here that is easy to skate past: the rise is not only a passive transmission, because the raised surrounding pressure also reduces the effective compliance of the atrium, so the same returning volume now generates a higher intracavitary pressure. Venous return depends on mean systemic filling pressure minus right atrial pressure, so a rise in the second term narrows the gradient. Note that mechanisms 1 and 2 reduce inflow by two different routes, one through the resistance term and one through the pressure term, and that a bedside measurement cannot separate them.</w:t>
+        <w:t>Mechanism 2. Right atrial pressure rises and the gradient for return narrows. The right atrium sits inside the pressurised compartment, so its intracavitary pressure rises with the pleural pressure around it. The v2022 deck makes an additional point here that is easy to skate past: the rise is not only a passive transmission, because the raised surrounding pressure also reduces the effective compliance of the atrium, so the same returning volume now generates a higher intracavitary pressure. Venous return depends on mean systemic filling pressure minus right atrial pressure, so the gradient narrows if mean systemic filling pressure does not rise proportionally. Note that mechanisms 1 and 2 reduce inflow by two different routes, one through the resistance term and one through the pressure term, and that a bedside measurement cannot separate them.</w:t>
       </w:r>
     </w:p>
     <w:p>
@@ -297,7 +300,15 @@
     </w:p>
     <w:p>
       <w:r>
-        <w:t>The three combine into a single result: right ventricular stroke volume falls during a positive pressure inspiration, from reduced filling and increased impedance at once.</w:t>
+        <w:t>All three mechanisms tend to reduce right ventricular stroke volume during positive-pressure inspiration, either through reduced filling or increased impedance to ejection, although their relative contributions vary from patient to patient.</w:t>
+      </w:r>
+    </w:p>
+    <w:p>
+      <w:pPr>
+        <w:pStyle w:val="Heading3"/>
+      </w:pPr>
+      <w:r>
+        <w:t>The left ventricle: mechanisms 4 and 5</w:t>
       </w:r>
     </w:p>
     <w:p>
@@ -471,7 +482,7 @@
               <w:rPr>
                 <w:sz w:val="18"/>
               </w:rPr>
-              <w:t>Raises RAP and lowers atrial compliance, narrowing the gradient for return</w:t>
+              <w:t>Raises RAP and lowers atrial compliance, potentially narrowing the gradient for return</w:t>
             </w:r>
           </w:p>
         </w:tc>
@@ -654,22 +665,45 @@
     </w:tbl>
     <w:p>
       <w:r>
+        <w:t>These pressure and volume changes do not occur in mechanically isolated ventricles. The RV and LV share the septum and pericardial space, so even normal positive-pressure ventilation produces small reciprocal geometric effects, usually buffered by normal chamber and pericardial reserve.</w:t>
+      </w:r>
+    </w:p>
+    <w:p>
+      <w:pPr>
+        <w:pStyle w:val="Heading3"/>
+      </w:pPr>
+      <w:r>
+        <w:t>Which of the five actually dominates</w:t>
+      </w:r>
+    </w:p>
+    <w:p>
+      <w:r>
         <w:t>Listing five mechanisms invites the assumption that they contribute roughly equally. They do not, and the studies that separated them are worth knowing because they overturn the order most clinicians would guess.</w:t>
       </w:r>
     </w:p>
     <w:p>
       <w:r>
-        <w:t>On the right side, the intuitive account puts preload first. Vieillard-Baron and colleagues tested it directly, combining two-dimensional echocardiography, Doppler and continuous airway pressure recording in ten patients ventilated in controlled mode for acute respiratory failure, which allowed each cardiac event to be timed against the respiratory cycle. Lung inflation dropped the pulmonary artery velocity-time integral from 14.3 plus or minus 2.6 cm at end expiration to 11.3 plus or minus 2.1 cm at end inspiration. Two features of how it fell settle the mechanism. The fall occurred without any reduction in right atrial diameter or right ventricular diastolic dimensions, so the ventricle was not underfilled. And the fall in tricuspid inflow did not precede the fall in pulmonary artery outflow, it followed it, which is the signature of an ejection problem rather than a filling problem. Manipulating tidal volume without changing airway pressure, and airway pressure without changing tidal volume, showed that tidal volume rather than airway pressure was the main determinant of right ventricular afterloading. In that population, mechanism 3 was the dominant one.</w:t>
+        <w:t>On the right side, the intuitive account puts preload first. Vieillard-Baron and colleagues tested it directly, combining two-dimensional echocardiography, Doppler and continuous airway pressure recording in ten patients ventilated in controlled mode for acute respiratory failure, which allowed each cardiac event to be timed against the respiratory cycle. Lung inflation dropped the pulmonary artery velocity-time integral from 14.3 (S.D. +/- 2.6 cm) at end expiration to 11.3 (S.D. +/- 2.1 cm) at end inspiration. Two features of how it fell settle the mechanism. The fall occurred without any reduction in right atrial diameter or right ventricular diastolic dimensions, so the ventricle was not underfilled. And the fall in tricuspid inflow did not precede the fall in pulmonary artery outflow, it followed it, which is the signature of an ejection problem rather than a filling problem. Manipulating tidal volume without changing airway pressure, and airway pressure without changing tidal volume, showed that tidal volume rather than airway pressure was the main determinant of right ventricular afterloading. In that population, mechanism 3 was the dominant one. This observation is particularly plausible in acute lung injury and ARDS, where reduced lung compliance can limit transmission of airway pressure to the pleural space, so a large rise in airway pressure need not translate into an equally large rise in the pressure surrounding the great intrathoracic veins.</w:t>
       </w:r>
     </w:p>
     <w:p>
       <w:r>
-        <w:t>The venous mechanisms are not thereby dismissed, but they behave less simply than the textbook version suggests. Jellinek and colleagues varied airway pressure from 0 to 15 cmH2O under apnoea in ten anaesthetised patients undergoing defibrillator implantation, which gave them the rare opportunity to measure mean systemic filling pressure directly during the induced episodes of ventricular fibrillation. Right atrial pressure rose from 7.3 plus or minus 3.1 to 10.0 plus or minus 2.3 mmHg and left ventricular stroke volume fell by 23 plus or minus 22 percent. Mean systemic filling pressure, however, rose in parallel, from 10.2 plus or minus 3.5 to 12.7 plus or minus 3.2 mmHg, so the pressure gradient for venous return was unchanged. Echocardiography found no caval collapse. Positive airway pressure had reduced venous return without reducing the gradient, which is the human counterpart of the canine result set out in Module I8 and points at the resistance term rather than the pressure term.</w:t>
+        <w:t>The venous mechanisms are not thereby dismissed, but they behave less simply than the textbook version suggests. Jellinek and colleagues varied airway pressure from 0 to 15 cmH2O under apnoea in ten anaesthetised patients undergoing defibrillator implantation, which gave them the rare opportunity to measure mean systemic filling pressure directly during the induced episodes of ventricular fibrillation. Right atrial pressure rose from 7.3 (S.D. +/- 3.1) to 10.0 (S.D. +/- 2.3 mmHg) and left ventricular stroke volume fell by 23 (S.D. +/- 22 percent). Mean systemic filling pressure, however, rose in parallel, from 10.2 (S.D. +/- 3.5) to 12.7 (S.D. +/- 3.2 mmHg), so the pressure gradient for venous return was unchanged. Echocardiography found no caval collapse. Positive airway pressure had reduced venous return without reducing the gradient, which is the human counterpart of the canine result set out in Module I8 and points at the resistance term rather than the pressure term.</w:t>
       </w:r>
     </w:p>
     <w:p>
       <w:r>
-        <w:t>How much any of this costs a given patient depends on where that patient started. In a second study from the same group, with Pinsky, airway pressure was raised in steps to 10, 20 and 30 cmH2O using fifteen second inspiratory holds in twenty-two ventilator-dependent patients with acute lung injury. The change in cardiac index at the highest pressure ranged from plus 6 percent to minus 43 percent across individuals. Baseline right atrial pressure predicted it better than pulmonary artery occlusion pressure or right ventricular end-diastolic volume index, and the split was clean: patients starting with a right atrial pressure of 10 mmHg or less lost 30 plus or minus 9 percent of their cardiac index at 30 cmH2O, while those starting above 10 mmHg lost 8 plus or minus 7 percent. The same breath is a trivial perturbation in one patient and a haemodynamic insult in the next, and the variable that separates them is filling, not the ventilator setting.</w:t>
+        <w:t>Vieillard-Baron and colleagues subsequently provided a direct anatomical demonstration of how that resistance can rise. In 22 mechanically ventilated patients requiring hemodynamic monitoring, they measured superior vena caval diameter beat by beat together with right ventricular outflow. Fifteen patients showed little inspiratory SVC collapse, with a collapsibility index of 17 (S.D. +/- 7 percent) and only a moderate inspiratory fall in RV stroke output of 25 (S.D. +/- 17 percent). In seven others, however, inspiration produced marked partial collapse of the intrathoracic SVC, with a collapsibility index of 71 (S.D. +/- 7 percent), accompanied by a 69 (S.D. +/- 14 percent) fall in RV stroke output and shortening of pulmonary artery flow time. The authors interpreted this as a thoracic vena cava entering a zone 2 condition: as pleural pressure rises, external pressure approaches or exceeds the vessel's effective opening pressure, the cava partially collapses, venous conductance falls and resistance to venous return rises. Rapid volume expansion largely abolished both phenomena, reducing SVC collapsibility to 15 (S.D. +/- 12 percent) and the inspiratory fall in RV output to about 31 percent. The pressure gradient need not disappear for venous return to fall. The conduit itself can become a resistor.</w:t>
+      </w:r>
+    </w:p>
+    <w:p>
+      <w:r>
+        <w:t>How much any of this costs a given patient depends on where that patient started. In a second study from the same Jellinek group, with Pinsky, airway pressure was raised in steps to 10, 20 and 30 cmH2O using fifteen second inspiratory holds in twenty-two ventilator-dependent patients with acute lung injury. The change in cardiac index at the highest pressure ranged from plus 6 percent to minus 43 percent across individuals. Baseline right atrial pressure predicted it better than pulmonary artery occlusion pressure or right ventricular end-diastolic volume index, and the split was clean: patients starting with a right atrial pressure of 10 mmHg or less lost 30 (S.D. +/- 9 percent) of their cardiac index at 30 cmH2O, while those starting above 10 mmHg lost 8 (S.D. +/- 7 percent). The same breath is a trivial perturbation in one patient and a haemodynamic insult in the next, and the variable that separates them is filling, not the ventilator setting.</w:t>
+      </w:r>
+    </w:p>
+    <w:p>
+      <w:r>
+        <w:t>That dependence on starting condition is the broader rule. The five mechanisms occur during every controlled positive-pressure breath. What separates a trivial oscillation from haemodynamic instability is the reserve available to buffer them. Adequate stressed volume and venous tone preserve venous return, a healthy right ventricle tolerates the transient change in pulmonary load, the pulmonary vascular bed accommodates changes in flow and lung volume, the left ventricle tolerates small changes in filling and afterload, and the pericardium and septum permit modest reciprocal changes in chamber volume. Disease does not create a new heart-lung interaction. It removes one or more of the reserves that normally make the interaction clinically silent.</w:t>
       </w:r>
     </w:p>
     <w:p>
@@ -821,7 +855,7 @@
     </w:p>
     <w:p>
       <w:r>
-        <w:t>The phase delay also resolves an apparent contradiction that the v2022 deck raises directly and that catches most learners who arrive here from the Guyton and Starling curves of Module N4 and Module N5. Those curves predict that raising right atrial pressure lowers flow, so a positive pressure breath should lower cardiac output, and yet the aortic trace clearly rises during inspiration. The resolution is that the two-curve diagram is a one-ventricle model. It is accurate for right ventricular flow and it is simply out of phase for left ventricular flow. Slow the respiratory rate far enough that the transit delay becomes a negligible fraction of a very long respiratory cycle and both ventricles do fall together during inspiration, exactly as the curves predict. At ordinary respiratory rates the model has not failed, it has been read at the wrong point in the cycle.</w:t>
+        <w:t>The phase delay also resolves an apparent contradiction that the v2022 deck raises directly and that catches most learners who arrive here from the venous return and cardiac function curves of Module N4 and Module N5. Those curves predict that raising right atrial pressure lowers flow, so a positive pressure breath should lower cardiac output, and yet the aortic trace clearly rises during inspiration. The resolution is that the two-curve diagram is a one-ventricle model. It is accurate for right ventricular flow and it is simply out of phase for left ventricular flow. Slow the respiratory rate far enough that the transit delay becomes a negligible fraction of a very long respiratory cycle and both ventricles do fall together during inspiration, exactly as the curves predict. At ordinary respiratory rates the model has not failed, it has been read at the wrong point in the cycle.</w:t>
       </w:r>
     </w:p>
     <w:p>
@@ -932,17 +966,22 @@
     </w:p>
     <w:p>
       <w:r>
-        <w:t>Nothing in the five mechanisms is specific to a ventilator. They describe what happens when the pressure surrounding the thoracic structures changes, and a spontaneous breath changes it in the opposite direction. Run the chain again with the sign of ΔPpl flipped and every step reverses.</w:t>
+        <w:t>Nothing in the five mechanisms is specific to a ventilator. They describe what happens when pressures around and across thoracic structures change, and spontaneous inspiration reverses the sign of the pleural-pressure swing. Most of the pressure-mediated effects therefore reverse, although the pulmonary vascular response does not simply invert because lung volume and transpulmonary pressure still change during spontaneous inspiration.</w:t>
       </w:r>
     </w:p>
     <w:p>
       <w:r>
-        <w:t>Inspiratory descent of the diaphragm makes pleural pressure more negative. Right atrial pressure falls with it, which widens the gradient for venous return, and at the same time diaphragmatic descent raises abdominal pressure and can recruit blood from the splanchnic reservoir toward the thorax. Both effects favour filling, so spontaneous inspiration increases venous return, which is the exact opposite of mechanism 2. The increase is not unlimited, because the collapsible segment at the thoraco-abdominal junction imposes a ceiling once the pressure inside the vessel falls to the pressure around it, and Module I8 makes the point that a very large inspiratory effort therefore buys no additional venous return while continuing to load the left ventricle. Mechanism 3 also reverses in sign but not necessarily in importance, since a very negative pleural pressure distends extra-alveolar vessels while tidal expansion still compresses alveolar ones.</w:t>
+        <w:t>Inspiratory descent of the diaphragm makes pleural pressure more negative. Right atrial pressure falls with it, which widens the gradient for venous return, and at the same time diaphragmatic descent raises abdominal pressure and can recruit blood from the splanchnic reservoir toward the thorax. Both effects favour filling, so spontaneous inspiration increases venous return, which is the exact opposite of mechanism 2. The increase is not unlimited, because the collapsible segment at the thoraco-abdominal junction imposes a ceiling once the pressure inside the vessel falls to the pressure around it, and Module I8 makes the point that a very large inspiratory effort therefore buys no additional venous return while continuing to load the left ventricle. Mechanism 3 is less simply reversed: increasingly negative pleural pressure distends extra-alveolar vessels, while the simultaneous increase in lung volume can still compress alveolar vessels, so the net change in pulmonary vascular load depends on where the lung begins and how far it expands.</w:t>
       </w:r>
     </w:p>
     <w:p>
       <w:r>
         <w:t>On the left side the reversal is cleanest and most consequential. A negative pleural pressure lowers the pressure outside the left ventricle while the pressure it must generate inside remains whatever the systemic circulation demands, so the transmural systolic pressure rises. Spontaneous inspiration increases left ventricular afterload. That is the left panel of the figure earlier in this module and the finding Buda and colleagues measured with the Mueller manoeuvre. Combined with the fact that pulmonary blood is no longer being wrung forward into the left atrium, left ventricular stroke volume falls during spontaneous inspiration rather than rising.</w:t>
+      </w:r>
+    </w:p>
+    <w:p>
+      <w:r>
+        <w:t>The ventricles also remain mechanically linked throughout this cycle. They share the interventricular septum and occupy the same pericardial space, so a respiratory change in one chamber can influence the filling geometry of the other. During quiet spontaneous inspiration, the increase in right ventricular filling may produce a small leftward septal displacement while the pulmonary circulation temporarily stores part of the additional right-sided volume. In a normal, compliant pericardial space these changes are small and well tolerated. Ventricular interdependence is therefore present during normal breathing. Tamponade, acute RV dilatation and severe hyperinflation make the same interaction large enough to become pathological.</w:t>
       </w:r>
     </w:p>
     <w:p>
@@ -987,7 +1026,7 @@
           <w:color w:val="777777"/>
           <w:sz w:val="19"/>
         </w:rPr>
-        <w:t>The mirror image. The five mechanisms are the same in both panels and only the sign of the pleural pressure swing has changed, but the consequence is that the largest beat and the smallest beat trade places in the respiratory cycle. A clinician who has learned the positive pressure pattern as a picture rather than as a mechanism will read the lower panel backwards.</w:t>
+        <w:t>The mirror image. The pleural-pressure-mediated effects reverse between spontaneous and positive-pressure inspiration, causing the largest and smallest arterial beats to exchange positions in the respiratory cycle. Pulmonary vascular effects remain dependent on lung volume and transpulmonary pressure. A clinician who has learned the positive pressure pattern as a picture rather than as a mechanism will read the lower panel backwards.</w:t>
       </w:r>
     </w:p>
     <w:p>
@@ -1017,7 +1056,7 @@
           <w:color w:val="9A6B00"/>
           <w:sz w:val="19"/>
         </w:rPr>
-        <w:t>[Physiologic Insight box: The same rise in intrathoracic pressure lowers cardiac output in one patient and raises it in another, and the fork is mechanism 5. Pinsky, Matuschak and Klain varied intrathoracic pressure independently of respiratory frequency and inspiratory time in an intact canine preparation, first with normal ventricular function and then after inducing acute ventricular failure with large doses of propranolol. With normal function, raising intrathoracic pressure lowered left ventricular stroke volume, as the venous mechanisms predict. In acute ventricular failure, raising intrathoracic pressure increased left ventricular stroke volume when apnoeic left ventricular filling pressure was 17 Torr or above, and left it unchanged when filling pressure was 12 Torr or below. Left ventricular stroke work rose with intrathoracic pressure in every failing animal. Their own reading of the result is the memorable one: the improvement depends on adequate filling and reduced left ventricular afterload, in a manner analogous to arterial vasodilator therapy in heart failure. A ventricle that is preload-sensitive is harmed by the breath through mechanisms 1 and 2. A ventricle that is afterload-sensitive and well filled is helped by the same breath through mechanism 5. This is why non-invasive positive pressure is a treatment for cardiogenic pulmonary oedema and a hazard in hypovolaemia, and why the answer to what positive pressure will do to a given patient is not available from the ventilator settings alone.]</w:t>
+        <w:t>[Physiologic Insight box: The same rise in intrathoracic pressure lowers cardiac output in one patient and raises it in another, and the fork is mechanism 5. Pinsky, Matuschak and Klain varied intrathoracic pressure independently of respiratory frequency and inspiratory time in an intact canine preparation, first with normal ventricular function and then after inducing acute ventricular failure with large doses of propranolol. With normal function, raising intrathoracic pressure lowered left ventricular stroke volume, as the venous mechanisms predict. In acute ventricular failure, raising intrathoracic pressure increased left ventricular stroke volume when apnoeic left ventricular filling pressure was 17 mmHg or above, and left it unchanged when filling pressure was 12 mmHg or below. Left ventricular stroke work rose with intrathoracic pressure in every failing animal. Their own reading of the result is the memorable one: the improvement depends on adequate filling and reduced left ventricular afterload, in a manner analogous to arterial vasodilator therapy in heart failure. A ventricle that is preload-sensitive is harmed by the breath through mechanisms 1 and 2. A ventricle that is afterload-sensitive and well filled is helped by the same breath through mechanism 5. This is why non-invasive positive pressure is a treatment for cardiogenic pulmonary oedema and a hazard in hypovolaemia, and why the answer to what positive pressure will do to a given patient is not available from the ventilator settings alone.]</w:t>
       </w:r>
     </w:p>
     <w:p>
@@ -1044,13 +1083,29 @@
       </w:r>
     </w:p>
     <w:p>
+      <w:pPr>
+        <w:pStyle w:val="Heading3"/>
+      </w:pPr>
       <w:r>
-        <w:t>A tense pericardium converts the two ventricles into a single chamber of fixed total volume. Petit and Vieillard-Baron's review of ventricular interdependence describes the consequence in the terms that make it predictable rather than memorable. Spontaneous inspiration lowers pleural pressure, which is transmitted to the pericardial space and transiently improves the gradient for systemic venous return, so right ventricular filling increases. Inside a fixed envelope that filling can only be accommodated by displacing the interventricular septum toward the left, which reduces left ventricular diastolic compliance at the moment left ventricular filling is being asked to occur. Left ventricular end-diastolic volume falls, stroke volume falls, and systolic pressure falls with it. Expiration reverses the whole sequence.</w:t>
+        <w:t>Tamponade: the ventricles compete for a fixed volume</w:t>
+      </w:r>
+    </w:p>
+    <w:p>
+      <w:r>
+        <w:t>A tense pericardium converts the two ventricles into a single chamber of fixed total volume. Petit and Vieillard-Baron's review of ventricular interdependence describes the consequence in the terms that make it predictable rather than memorable. Spontaneous inspiration lowers pleural pressure, which is transmitted to the pericardial space and transiently improves the gradient for systemic venous return, so right ventricular filling increases. Inside a fixed, poorly compliant envelope that filling can only be accommodated by displacing the interventricular septum toward the left, which reduces left ventricular diastolic compliance at the moment left ventricular filling is being asked to occur. Left ventricular end-diastolic volume falls, stroke volume falls, and systolic pressure falls with it. Expiration reverses the whole sequence.</w:t>
       </w:r>
     </w:p>
     <w:p>
       <w:r>
         <w:t>The consequence to hold on to is the timing. In tamponade the two ventricles are approximately 180 degrees out of phase: right ventricular stroke volume rises in the same breath phase in which left ventricular stroke volume falls. Shabetai and colleagues characterised the phenomenon experimentally in the 1960s, and the mechanism they identified has survived. The left ventricle in tamponade is not weak. It is a normal ventricle that cannot fill because a neighbouring chamber has taken its space.</w:t>
+      </w:r>
+    </w:p>
+    <w:p>
+      <w:pPr>
+        <w:pStyle w:val="Heading3"/>
+      </w:pPr>
+      <w:r>
+        <w:t>Severe asthma: both ventricles fall together</w:t>
       </w:r>
     </w:p>
     <w:p>
@@ -1440,7 +1495,7 @@
         <w:rPr>
           <w:i/>
         </w:rPr>
-        <w:t>What should survive from this module is not the list of five but the habit the list is meant to build. Every time a breath changes something on a haemodynamic monitor, the quantity that actually changed was a transmural pressure, and the change was distributed across two ventricles that felt it in opposite directions and reported it at different times. Reading a respiratory swing is therefore an act of decomposition rather than pattern recognition: which of the five mechanisms is being driven hardest, how much of the airway pressure reached the pleural space to drive it, and how many beats have elapsed since the right ventricle registered the insult. Module I13 turns that decomposition into two numbers and a set of conditions under which they can be trusted, and Module I14 applies the same end-expiratory reasoning to the venous waveform, where the respiratory excursion is not a signal to be measured but an artefact to be read past.</w:t>
+        <w:t>What should survive from this module is not the list of five but the habit the list is meant to build. Every time a breath changes something on a haemodynamic monitor, the underlying mechanical perturbation is a change in pressure across a thoracic structure, transmitted differently to the great veins, pulmonary vasculature and ventricles. Those effects are distributed across two ventricles that experience them differently and report them at different times. Reading a respiratory swing is therefore an act of decomposition rather than pattern recognition: which of the five mechanisms is being driven hardest, how much of the airway pressure reached the pleural space to drive it, and how many beats have elapsed since the right ventricle registered the insult. Module I13 turns that decomposition into two numbers and a set of conditions under which they can be trusted, and Module I14 applies the same end-expiratory reasoning to the venous waveform, where the respiratory excursion is not a signal to be measured but an artefact to be read past.</w:t>
       </w:r>
     </w:p>
     <w:p/>
@@ -1513,7 +1568,7 @@
           <w:color w:val="444444"/>
           <w:sz w:val="19"/>
         </w:rPr>
-        <w:t>6. Jellinek H, Krafft P, Fitzgerald RD, Schwarz S, Pinsky MR. Right atrial pressure predicts hemodynamic response to apneic positive airway pressure. Crit Care Med. 2000;28(3):672-678. doi:10.1097/00003246-200003000-00012.</w:t>
+        <w:t>6. Vieillard-Baron A, Augarde R, Prin S, Page B, Beauchet A, Jardin F. Influence of superior vena caval zone condition on cyclic changes in right ventricular outflow during respiratory support. Anesthesiology. 2001;95(5):1083-1088. doi:10.1097/00000542-200111000-00010.</w:t>
       </w:r>
     </w:p>
     <w:p>
@@ -1522,7 +1577,7 @@
           <w:color w:val="444444"/>
           <w:sz w:val="19"/>
         </w:rPr>
-        <w:t>7. Pinsky MR, Matuschak GM, Klain M. Determinants of cardiac augmentation by elevations in intrathoracic pressure. J Appl Physiol (1985). 1985;58(4):1189-1198. doi:10.1152/jappl.1985.58.4.1189.</w:t>
+        <w:t>7. Jellinek H, Krafft P, Fitzgerald RD, Schwarz S, Pinsky MR. Right atrial pressure predicts hemodynamic response to apneic positive airway pressure. Crit Care Med. 2000;28(3):672-678. doi:10.1097/00003246-200003000-00012.</w:t>
       </w:r>
     </w:p>
     <w:p>
@@ -1531,7 +1586,7 @@
           <w:color w:val="444444"/>
           <w:sz w:val="19"/>
         </w:rPr>
-        <w:t>8. Buda AJ, Pinsky MR, Ingels NB Jr, Daughters GT 2nd, Stinson EB, Alderman EL. Effect of intrathoracic pressure on left ventricular performance. N Engl J Med. 1979;301(9):453-459. doi:10.1056/NEJM197908303010901.</w:t>
+        <w:t>8. Pinsky MR, Matuschak GM, Klain M. Determinants of cardiac augmentation by elevations in intrathoracic pressure. J Appl Physiol (1985). 1985;58(4):1189-1198. doi:10.1152/jappl.1985.58.4.1189.</w:t>
       </w:r>
     </w:p>
     <w:p>
@@ -1540,7 +1595,7 @@
           <w:color w:val="444444"/>
           <w:sz w:val="19"/>
         </w:rPr>
-        <w:t>9. Pinsky MR. Cardiopulmonary interactions: physiologic basis and clinical applications. Ann Am Thorac Soc. 2018;15(Suppl 1):S45-S48. doi:10.1513/AnnalsATS.201704-339FR. Free full text.</w:t>
+        <w:t>9. Buda AJ, Pinsky MR, Ingels NB Jr, Daughters GT 2nd, Stinson EB, Alderman EL. Effect of intrathoracic pressure on left ventricular performance. N Engl J Med. 1979;301(9):453-459. doi:10.1056/NEJM197908303010901.</w:t>
       </w:r>
     </w:p>
     <w:p>
@@ -1549,7 +1604,7 @@
           <w:color w:val="444444"/>
           <w:sz w:val="19"/>
         </w:rPr>
-        <w:t>10. Mahmood SS, Pinsky MR. Heart-lung interactions during mechanical ventilation: the basics. Ann Transl Med. 2018;6(18):349. doi:10.21037/atm.2018.04.29. Free full text.</w:t>
+        <w:t>10. Pinsky MR. Cardiopulmonary interactions: physiologic basis and clinical applications. Ann Am Thorac Soc. 2018;15(Suppl 1):S45-S48. doi:10.1513/AnnalsATS.201704-339FR. Free full text.</w:t>
       </w:r>
     </w:p>
     <w:p>
@@ -1558,7 +1613,7 @@
           <w:color w:val="444444"/>
           <w:sz w:val="19"/>
         </w:rPr>
-        <w:t>11. Magder S. Heart-lung interaction in spontaneous breathing subjects: the basics. Ann Transl Med. 2018;6(18):348. doi:10.21037/atm.2018.06.19. Free full text.</w:t>
+        <w:t>11. Mahmood SS, Pinsky MR. Heart-lung interactions during mechanical ventilation: the basics. Ann Transl Med. 2018;6(18):349. doi:10.21037/atm.2018.04.29. Free full text.</w:t>
       </w:r>
     </w:p>
     <w:p>
@@ -1567,7 +1622,7 @@
           <w:color w:val="444444"/>
           <w:sz w:val="19"/>
         </w:rPr>
-        <w:t>12. Jozwiak M, Teboul JL. Heart-lungs interactions: the basics and clinical implications. Ann Intensive Care. 2024;14(1):122. doi:10.1186/s13613-024-01356-5. Free full text.</w:t>
+        <w:t>12. Magder S. Heart-lung interaction in spontaneous breathing subjects: the basics. Ann Transl Med. 2018;6(18):348. doi:10.21037/atm.2018.06.19. Free full text.</w:t>
       </w:r>
     </w:p>
     <w:p>
@@ -1576,7 +1631,7 @@
           <w:color w:val="444444"/>
           <w:sz w:val="19"/>
         </w:rPr>
-        <w:t>13. Teboul JL, Monnet X, Chemla D, Michard F. Arterial pulse pressure variation with mechanical ventilation. Am J Respir Crit Care Med. 2019;199(1):22-31. doi:10.1164/rccm.201801-0088CI.</w:t>
+        <w:t>13. Jozwiak M, Teboul JL. Heart-lungs interactions: the basics and clinical implications. Ann Intensive Care. 2024;14(1):122. doi:10.1186/s13613-024-01356-5. Free full text.</w:t>
       </w:r>
     </w:p>
     <w:p>
@@ -1585,7 +1640,7 @@
           <w:color w:val="444444"/>
           <w:sz w:val="19"/>
         </w:rPr>
-        <w:t>14. Hamzaoui O, Monnet X, Teboul JL. Pulsus paradoxus. Eur Respir J. 2013;42(6):1696-1705. doi:10.1183/09031936.00138912.</w:t>
+        <w:t>14. Teboul JL, Monnet X, Chemla D, Michard F. Arterial pulse pressure variation with mechanical ventilation. Am J Respir Crit Care Med. 2019;199(1):22-31. doi:10.1164/rccm.201801-0088CI.</w:t>
       </w:r>
     </w:p>
     <w:p>
@@ -1594,7 +1649,7 @@
           <w:color w:val="444444"/>
           <w:sz w:val="19"/>
         </w:rPr>
-        <w:t>15. Shabetai R, Fowler NO, Fenton JC, Masangkay M. Pulsus paradoxus. J Clin Invest. 1965;44(11):1882-1898. doi:10.1172/JCI105295. Free full text.</w:t>
+        <w:t>15. Hamzaoui O, Monnet X, Teboul JL. Pulsus paradoxus. Eur Respir J. 2013;42(6):1696-1705. doi:10.1183/09031936.00138912.</w:t>
       </w:r>
     </w:p>
     <w:p>
@@ -1603,7 +1658,7 @@
           <w:color w:val="444444"/>
           <w:sz w:val="19"/>
         </w:rPr>
-        <w:t>16. Rebuck AS, Pengelly LD. Development of pulsus paradoxus in the presence of airways obstruction. N Engl J Med. 1973;288(2):66-69. doi:10.1056/NEJM197301112880203.</w:t>
+        <w:t>16. Shabetai R, Fowler NO, Fenton JC, Masangkay M. Pulsus paradoxus. J Clin Invest. 1965;44(11):1882-1898. doi:10.1172/JCI105295. Free full text.</w:t>
       </w:r>
     </w:p>
     <w:p>
@@ -1612,7 +1667,7 @@
           <w:color w:val="444444"/>
           <w:sz w:val="19"/>
         </w:rPr>
-        <w:t>17. Massumi RA, Mason DT, Vera Z, Zelis R, Otero J, Amsterdam EA. Reversed pulsus paradoxus. N Engl J Med. 1973;289(24):1272-1275. doi:10.1056/NEJM197312132892403.</w:t>
+        <w:t>17. Rebuck AS, Pengelly LD. Development of pulsus paradoxus in the presence of airways obstruction. N Engl J Med. 1973;288(2):66-69. doi:10.1056/NEJM197301112880203.</w:t>
       </w:r>
     </w:p>
     <w:p>
@@ -1621,7 +1676,7 @@
           <w:color w:val="444444"/>
           <w:sz w:val="19"/>
         </w:rPr>
-        <w:t>18. Petit M, Vieillard-Baron A. Ventricular interdependence in critically ill patients: from physiology to bedside. Front Physiol. 2023;14:1232340. doi:10.3389/fphys.2023.1232340. Free full text.</w:t>
+        <w:t>18. Massumi RA, Mason DT, Vera Z, Zelis R, Otero J, Amsterdam EA. Reversed pulsus paradoxus. N Engl J Med. 1973;289(24):1272-1275. doi:10.1056/NEJM197312132892403.</w:t>
       </w:r>
     </w:p>
     <w:p>
@@ -1630,7 +1685,7 @@
           <w:color w:val="444444"/>
           <w:sz w:val="19"/>
         </w:rPr>
-        <w:t>19. Caplan M, Hamzaoui O. Cardio-respiratory interactions in acute asthma. Front Physiol. 2023;14:1232345. doi:10.3389/fphys.2023.1232345. Free full text.</w:t>
+        <w:t>19. Petit M, Vieillard-Baron A. Ventricular interdependence in critically ill patients: from physiology to bedside. Front Physiol. 2023;14:1232340. doi:10.3389/fphys.2023.1232340. Free full text.</w:t>
       </w:r>
     </w:p>
     <w:p>
@@ -1639,7 +1694,16 @@
           <w:color w:val="444444"/>
           <w:sz w:val="19"/>
         </w:rPr>
-        <w:t>20. Xu Y, Yamashiro T, Moriya H, Tsubakimoto M, Tsuchiya N, Nagatani Y, Matsuoka S, Murayama S. Hyperinflated lungs compress the heart during expiration in COPD patients: a new finding on dynamic-ventilation computed tomography. Int J Chron Obstruct Pulmon Dis. 2017;12:3123-3131. doi:10.2147/COPD.S145599. Free full text.</w:t>
+        <w:t>20. Caplan M, Hamzaoui O. Cardio-respiratory interactions in acute asthma. Front Physiol. 2023;14:1232345. doi:10.3389/fphys.2023.1232345. Free full text.</w:t>
+      </w:r>
+    </w:p>
+    <w:p>
+      <w:r>
+        <w:rPr>
+          <w:color w:val="444444"/>
+          <w:sz w:val="19"/>
+        </w:rPr>
+        <w:t>21. Xu Y, Yamashiro T, Moriya H, Tsubakimoto M, Tsuchiya N, Nagatani Y, Matsuoka S, Murayama S. Hyperinflated lungs compress the heart during expiration in COPD patients: a new finding on dynamic-ventilation computed tomography. Int J Chron Obstruct Pulmon Dis. 2017;12:3123-3131. doi:10.2147/COPD.S145599. Free full text.</w:t>
       </w:r>
     </w:p>
     <w:sectPr>

--- a/Module Edit Docs/I12 - Edit Doc.docx
+++ b/Module Edit Docs/I12 - Edit Doc.docx
@@ -75,10 +75,10 @@
       <w:r>
         <w:rPr>
           <w:i/>
-          <w:color w:val="0050A0"/>
+          <w:color w:val="5A5A5A"/>
           <w:sz w:val="19"/>
         </w:rPr>
-        <w:t>[DECISION: Gustavo's C6 comment ("keep both of the figures or replace the one from the deck") anchors five pasted raster images at four locations: two beside the existing transmural-afterload figure and the v2022 slide153 mechanism diagram, one after the new mechanism 1-3 summary sentence, one before the phase-delay section, one after the spontaneous-breathing reversal paragraph. All five are polished multi-panel HemoSim-branded infographics, not the site's hand-drawn SVG house style, and none was applied. Neal to decide whether any should become a commissioned SVG and where.]</w:t>
+        <w:t>[NOTE: Gustavo's C6 comment ("keep both of the figures or replace the one from the deck") was settled by Neal on 2026-09-13: his four pasted infographics (heart-lung interactions under positive pressure, the RV during positive-pressure inspiration, pulmonary blood volume and the delay to the left heart, the RV during normal inspiration) are on the page as JPEGs beside the existing figures, credited to him in the caption. Neal also struck the deck attribution from the four v2022 slide captions, which now cite Michard 2005 and Pinsky 1985 directly. The doc held four pasted images, not five: the other two media files are the generator's renderings of the page's own SVGs.]</w:t>
       </w:r>
     </w:p>
     <w:p/>
@@ -224,8 +224,63 @@
       <w:r>
         <w:drawing>
           <wp:inline xmlns:a="http://schemas.openxmlformats.org/drawingml/2006/main" xmlns:pic="http://schemas.openxmlformats.org/drawingml/2006/picture">
+            <wp:extent cx="2834640" cy="2125980"/>
+            <wp:docPr id="2" name="Picture 2"/>
+            <wp:cNvGraphicFramePr>
+              <a:graphicFrameLocks noChangeAspect="1"/>
+            </wp:cNvGraphicFramePr>
+            <a:graphic>
+              <a:graphicData uri="http://schemas.openxmlformats.org/drawingml/2006/picture">
+                <pic:pic>
+                  <pic:nvPicPr>
+                    <pic:cNvPr id="0" name="i12-ppv-normal-physiology.jpg"/>
+                    <pic:cNvPicPr/>
+                  </pic:nvPicPr>
+                  <pic:blipFill>
+                    <a:blip r:embed="rId10"/>
+                    <a:stretch>
+                      <a:fillRect/>
+                    </a:stretch>
+                  </pic:blipFill>
+                  <pic:spPr>
+                    <a:xfrm>
+                      <a:off x="0" y="0"/>
+                      <a:ext cx="2834640" cy="2125980"/>
+                    </a:xfrm>
+                    <a:prstGeom prst="rect"/>
+                  </pic:spPr>
+                </pic:pic>
+              </a:graphicData>
+            </a:graphic>
+          </wp:inline>
+        </w:drawing>
+      </w:r>
+    </w:p>
+    <w:p>
+      <w:r>
+        <w:rPr>
+          <w:color w:val="777777"/>
+          <w:sz w:val="19"/>
+        </w:rPr>
+        <w:t>Heart-lung interactions under positive-pressure ventilation in a healthy subject. The top row contrasts the pressure changes of a spontaneous and a positive-pressure inspiration. The numbered steps follow one delivered breath: airway, alveolar, pleural and transpulmonary pressure rise, venous return and right ventricular preload fall slightly, pulmonary vascular load changes modestly, left ventricular transmural afterload falls, and left ventricular preload falls after a short delay. The arterial trace at the bottom shows the small respiratory oscillation that results, well tolerated in health. Drawn by Gustavo García Chávez for this module.</w:t>
+      </w:r>
+    </w:p>
+    <w:p>
+      <w:r>
+        <w:rPr>
+          <w:i/>
+          <w:color w:val="C0392B"/>
+          <w:sz w:val="19"/>
+        </w:rPr>
+        <w:t>[Layout note: figure shown small here. On the web it is currently full column width, about 750px. Say if you want it smaller/larger, moved, cropped, or replaced.]</w:t>
+      </w:r>
+    </w:p>
+    <w:p>
+      <w:r>
+        <w:drawing>
+          <wp:inline xmlns:a="http://schemas.openxmlformats.org/drawingml/2006/main" xmlns:pic="http://schemas.openxmlformats.org/drawingml/2006/picture">
             <wp:extent cx="2834640" cy="1578825"/>
-            <wp:docPr id="2" name="Picture 2"/>
+            <wp:docPr id="3" name="Picture 3"/>
             <wp:cNvGraphicFramePr>
               <a:graphicFrameLocks noChangeAspect="1"/>
             </wp:cNvGraphicFramePr>
@@ -237,7 +292,7 @@
                     <pic:cNvPicPr/>
                   </pic:nvPicPr>
                   <pic:blipFill>
-                    <a:blip r:embed="rId10"/>
+                    <a:blip r:embed="rId11"/>
                     <a:stretch>
                       <a:fillRect/>
                     </a:stretch>
@@ -262,7 +317,7 @@
           <w:color w:val="777777"/>
           <w:sz w:val="19"/>
         </w:rPr>
-        <w:t>The five mechanisms on one diagram. Positions 1 and 2 are the venous effects, 3 is the effect on right ventricular afterload, 4 is the displacement of pulmonary blood toward the left atrium, and 5 is the fall in left ventricular transmural pressure. The zone labels on the pulmonary bed are taken up where they govern wedge validity, in Module I15.Source: HemoSim hemodynamics module (v2022), slide 153, after Michard, Anesthesiology 2005.</w:t>
+        <w:t>The five mechanisms on one diagram. Positions 1 and 2 are the venous effects, 3 is the effect on right ventricular afterload, 4 is the displacement of pulmonary blood toward the left atrium, and 5 is the fall in left ventricular transmural pressure. The zone labels on the pulmonary bed are taken up where they govern wedge validity, in Module I15.Source: Michard, Anesthesiology 2005.</w:t>
       </w:r>
     </w:p>
     <w:p>
@@ -301,6 +356,61 @@
     <w:p>
       <w:r>
         <w:t>All three mechanisms tend to reduce right ventricular stroke volume during positive-pressure inspiration, either through reduced filling or increased impedance to ejection, although their relative contributions vary from patient to patient.</w:t>
+      </w:r>
+    </w:p>
+    <w:p>
+      <w:r>
+        <w:drawing>
+          <wp:inline xmlns:a="http://schemas.openxmlformats.org/drawingml/2006/main" xmlns:pic="http://schemas.openxmlformats.org/drawingml/2006/picture">
+            <wp:extent cx="2834640" cy="2125980"/>
+            <wp:docPr id="4" name="Picture 4"/>
+            <wp:cNvGraphicFramePr>
+              <a:graphicFrameLocks noChangeAspect="1"/>
+            </wp:cNvGraphicFramePr>
+            <a:graphic>
+              <a:graphicData uri="http://schemas.openxmlformats.org/drawingml/2006/picture">
+                <pic:pic>
+                  <pic:nvPicPr>
+                    <pic:cNvPr id="0" name="i12-rv-positive-pressure-inspiration.jpg"/>
+                    <pic:cNvPicPr/>
+                  </pic:nvPicPr>
+                  <pic:blipFill>
+                    <a:blip r:embed="rId12"/>
+                    <a:stretch>
+                      <a:fillRect/>
+                    </a:stretch>
+                  </pic:blipFill>
+                  <pic:spPr>
+                    <a:xfrm>
+                      <a:off x="0" y="0"/>
+                      <a:ext cx="2834640" cy="2125980"/>
+                    </a:xfrm>
+                    <a:prstGeom prst="rect"/>
+                  </pic:spPr>
+                </pic:pic>
+              </a:graphicData>
+            </a:graphic>
+          </wp:inline>
+        </w:drawing>
+      </w:r>
+    </w:p>
+    <w:p>
+      <w:r>
+        <w:rPr>
+          <w:color w:val="777777"/>
+          <w:sz w:val="19"/>
+        </w:rPr>
+        <w:t>The right ventricle during positive-pressure inspiration. Venous return and right ventricular preload fall slightly, transpulmonary pressure rises, alveolar vessels are compressed while extra-alveolar vessels open, and the net change in pulmonary vascular load is modest near functional residual capacity. The lower panels show the expected pulmonary artery pressure, central venous pressure and right ventricular stroke volume traces in a healthy subject. Drawn by Gustavo García Chávez for this module.</w:t>
+      </w:r>
+    </w:p>
+    <w:p>
+      <w:r>
+        <w:rPr>
+          <w:i/>
+          <w:color w:val="C0392B"/>
+          <w:sz w:val="19"/>
+        </w:rPr>
+        <w:t>[Layout note: figure shown small here. On the web it is currently full column width, about 750px. Say if you want it smaller/larger, moved, cropped, or replaced.]</w:t>
       </w:r>
     </w:p>
     <w:p>
@@ -716,6 +826,61 @@
     </w:p>
     <w:p>
       <w:r>
+        <w:drawing>
+          <wp:inline xmlns:a="http://schemas.openxmlformats.org/drawingml/2006/main" xmlns:pic="http://schemas.openxmlformats.org/drawingml/2006/picture">
+            <wp:extent cx="2834640" cy="2125980"/>
+            <wp:docPr id="5" name="Picture 5"/>
+            <wp:cNvGraphicFramePr>
+              <a:graphicFrameLocks noChangeAspect="1"/>
+            </wp:cNvGraphicFramePr>
+            <a:graphic>
+              <a:graphicData uri="http://schemas.openxmlformats.org/drawingml/2006/picture">
+                <pic:pic>
+                  <pic:nvPicPr>
+                    <pic:cNvPr id="0" name="i12-pulmonary-blood-volume-delay.jpg"/>
+                    <pic:cNvPicPr/>
+                  </pic:nvPicPr>
+                  <pic:blipFill>
+                    <a:blip r:embed="rId13"/>
+                    <a:stretch>
+                      <a:fillRect/>
+                    </a:stretch>
+                  </pic:blipFill>
+                  <pic:spPr>
+                    <a:xfrm>
+                      <a:off x="0" y="0"/>
+                      <a:ext cx="2834640" cy="2125980"/>
+                    </a:xfrm>
+                    <a:prstGeom prst="rect"/>
+                  </pic:spPr>
+                </pic:pic>
+              </a:graphicData>
+            </a:graphic>
+          </wp:inline>
+        </w:drawing>
+      </w:r>
+    </w:p>
+    <w:p>
+      <w:r>
+        <w:rPr>
+          <w:color w:val="777777"/>
+          <w:sz w:val="19"/>
+        </w:rPr>
+        <w:t>Pulmonary blood volume and the delay to the left heart. The onset of inspiration reduces venous return and right ventricular preload first, early inspiration displaces pulmonary capillary blood toward the left atrium and transiently supports left ventricular filling, and the reduced right ventricular output reaches the left ventricle only after several beats of pulmonary transit. The arterial pressure waveform is therefore a delayed, integrated signal rather than an instantaneous mirror of venous return. Drawn by Gustavo García Chávez for this module.</w:t>
+      </w:r>
+    </w:p>
+    <w:p>
+      <w:r>
+        <w:rPr>
+          <w:i/>
+          <w:color w:val="C0392B"/>
+          <w:sz w:val="19"/>
+        </w:rPr>
+        <w:t>[Layout note: figure shown small here. On the web it is currently full column width, about 750px. Say if you want it smaller/larger, moved, cropped, or replaced.]</w:t>
+      </w:r>
+    </w:p>
+    <w:p>
+      <w:r>
         <w:t>Everything above concerns one inspiration acting on two ventricles in opposite directions. The reason the pattern is legible at the bedside, rather than cancelling into noise, is that the two effects do not arrive at the aorta at the same time.</w:t>
       </w:r>
     </w:p>
@@ -724,7 +889,7 @@
         <w:drawing>
           <wp:inline xmlns:a="http://schemas.openxmlformats.org/drawingml/2006/main" xmlns:pic="http://schemas.openxmlformats.org/drawingml/2006/picture">
             <wp:extent cx="2834640" cy="1700784"/>
-            <wp:docPr id="3" name="Picture 3"/>
+            <wp:docPr id="6" name="Picture 6"/>
             <wp:cNvGraphicFramePr>
               <a:graphicFrameLocks noChangeAspect="1"/>
             </wp:cNvGraphicFramePr>
@@ -736,7 +901,7 @@
                     <pic:cNvPicPr/>
                   </pic:nvPicPr>
                   <pic:blipFill>
-                    <a:blip r:embed="rId11"/>
+                    <a:blip r:embed="rId14"/>
                     <a:stretch>
                       <a:fillRect/>
                     </a:stretch>
@@ -761,7 +926,7 @@
           <w:color w:val="777777"/>
           <w:sz w:val="19"/>
         </w:rPr>
-        <w:t>The three flows recorded together through two mechanical breaths. Caval flow (bottom) falls immediately at the onset of inspiration. Pulmonary artery flow (middle) falls next. Aortic flow (top) is increased during the same inspiration, and its trough arrives later, in expiration. The right-sided and left-sided consequences of one breath are separated in time by the transit through the lungs.Source: HemoSim hemodynamics module (v2022), slide 154, after Michard, Anesthesiology 2005.</w:t>
+        <w:t>The three flows recorded together through two mechanical breaths. Caval flow (bottom) falls immediately at the onset of inspiration. Pulmonary artery flow (middle) falls next. Aortic flow (top) is increased during the same inspiration, and its trough arrives later, in expiration. The right-sided and left-sided consequences of one breath are separated in time by the transit through the lungs.Source: Michard, Anesthesiology 2005.</w:t>
       </w:r>
     </w:p>
     <w:p>
@@ -803,7 +968,7 @@
         <w:drawing>
           <wp:inline xmlns:a="http://schemas.openxmlformats.org/drawingml/2006/main" xmlns:pic="http://schemas.openxmlformats.org/drawingml/2006/picture">
             <wp:extent cx="2834640" cy="893060"/>
-            <wp:docPr id="4" name="Picture 4"/>
+            <wp:docPr id="7" name="Picture 7"/>
             <wp:cNvGraphicFramePr>
               <a:graphicFrameLocks noChangeAspect="1"/>
             </wp:cNvGraphicFramePr>
@@ -815,7 +980,7 @@
                     <pic:cNvPicPr/>
                   </pic:nvPicPr>
                   <pic:blipFill>
-                    <a:blip r:embed="rId12"/>
+                    <a:blip r:embed="rId15"/>
                     <a:stretch>
                       <a:fillRect/>
                     </a:stretch>
@@ -840,7 +1005,7 @@
           <w:color w:val="777777"/>
           <w:sz w:val="19"/>
         </w:rPr>
-        <w:t>Right and left ventricular stroke volume recorded beat by beat through spontaneous and positive pressure breaths. The cyclic modulation is present on both sides in both modes, and in both modes the two ventricles are out of step with each other.Source: HemoSim hemodynamics module (v2022), slide 169, after Pinsky, Matuschak and Klain, J Appl Physiol 1985.</w:t>
+        <w:t>Right and left ventricular stroke volume recorded beat by beat through spontaneous and positive pressure breaths. The cyclic modulation is present on both sides in both modes, and in both modes the two ventricles are out of step with each other.Source: Pinsky, Matuschak and Klain, J Appl Physiol 1985.</w:t>
       </w:r>
     </w:p>
     <w:p>
@@ -896,7 +1061,7 @@
         <w:drawing>
           <wp:inline xmlns:a="http://schemas.openxmlformats.org/drawingml/2006/main" xmlns:pic="http://schemas.openxmlformats.org/drawingml/2006/picture">
             <wp:extent cx="2834640" cy="1766235"/>
-            <wp:docPr id="5" name="Picture 5"/>
+            <wp:docPr id="8" name="Picture 8"/>
             <wp:cNvGraphicFramePr>
               <a:graphicFrameLocks noChangeAspect="1"/>
             </wp:cNvGraphicFramePr>
@@ -908,7 +1073,7 @@
                     <pic:cNvPicPr/>
                   </pic:nvPicPr>
                   <pic:blipFill>
-                    <a:blip r:embed="rId13"/>
+                    <a:blip r:embed="rId16"/>
                     <a:stretch>
                       <a:fillRect/>
                     </a:stretch>
@@ -933,7 +1098,7 @@
           <w:color w:val="777777"/>
           <w:sz w:val="19"/>
         </w:rPr>
-        <w:t>The same arterial signal displayed two ways. At the sweep speed and scale used for routine monitoring, the respiratory modulation is invisible because too few respiratory cycles fit on the screen. Slowing the sweep and expanding the vertical scale makes an unremarkable trace legible.Source: HemoSim hemodynamics module (v2022), slide 152, after Michard, Anesthesiology 2005.</w:t>
+        <w:t>The same arterial signal displayed two ways. At the sweep speed and scale used for routine monitoring, the respiratory modulation is invisible because too few respiratory cycles fit on the screen. Slowing the sweep and expanding the vertical scale makes an unremarkable trace legible.Source: Michard, Anesthesiology 2005.</w:t>
       </w:r>
     </w:p>
     <w:p>
@@ -971,6 +1136,61 @@
     </w:p>
     <w:p>
       <w:r>
+        <w:drawing>
+          <wp:inline xmlns:a="http://schemas.openxmlformats.org/drawingml/2006/main" xmlns:pic="http://schemas.openxmlformats.org/drawingml/2006/picture">
+            <wp:extent cx="2834640" cy="2125980"/>
+            <wp:docPr id="9" name="Picture 9"/>
+            <wp:cNvGraphicFramePr>
+              <a:graphicFrameLocks noChangeAspect="1"/>
+            </wp:cNvGraphicFramePr>
+            <a:graphic>
+              <a:graphicData uri="http://schemas.openxmlformats.org/drawingml/2006/picture">
+                <pic:pic>
+                  <pic:nvPicPr>
+                    <pic:cNvPr id="0" name="i12-rv-normal-inspiration.jpg"/>
+                    <pic:cNvPicPr/>
+                  </pic:nvPicPr>
+                  <pic:blipFill>
+                    <a:blip r:embed="rId17"/>
+                    <a:stretch>
+                      <a:fillRect/>
+                    </a:stretch>
+                  </pic:blipFill>
+                  <pic:spPr>
+                    <a:xfrm>
+                      <a:off x="0" y="0"/>
+                      <a:ext cx="2834640" cy="2125980"/>
+                    </a:xfrm>
+                    <a:prstGeom prst="rect"/>
+                  </pic:spPr>
+                </pic:pic>
+              </a:graphicData>
+            </a:graphic>
+          </wp:inline>
+        </w:drawing>
+      </w:r>
+    </w:p>
+    <w:p>
+      <w:r>
+        <w:rPr>
+          <w:color w:val="777777"/>
+          <w:sz w:val="19"/>
+        </w:rPr>
+        <w:t>The right ventricle during quiet spontaneous inspiration. Diaphragmatic descent lowers intrathoracic pressure, venous return and right ventricular filling rise, a compliant right ventricle accepts the extra preload with a small rise in pressure, and the opposing effects of alveolar expansion on alveolar and extra-alveolar vessels leave pulmonary vascular load little changed. The result is a small respiratory oscillation in stroke volume rather than instability. Drawn by Gustavo García Chávez for this module.</w:t>
+      </w:r>
+    </w:p>
+    <w:p>
+      <w:r>
+        <w:rPr>
+          <w:i/>
+          <w:color w:val="C0392B"/>
+          <w:sz w:val="19"/>
+        </w:rPr>
+        <w:t>[Layout note: figure shown small here. On the web it is currently full column width, about 750px. Say if you want it smaller/larger, moved, cropped, or replaced.]</w:t>
+      </w:r>
+    </w:p>
+    <w:p>
+      <w:r>
         <w:t>Inspiratory descent of the diaphragm makes pleural pressure more negative. Right atrial pressure falls with it, which widens the gradient for venous return, and at the same time diaphragmatic descent raises abdominal pressure and can recruit blood from the splanchnic reservoir toward the thorax. Both effects favour filling, so spontaneous inspiration increases venous return, which is the exact opposite of mechanism 2. The increase is not unlimited, because the collapsible segment at the thoraco-abdominal junction imposes a ceiling once the pressure inside the vessel falls to the pressure around it, and Module I8 makes the point that a very large inspiratory effort therefore buys no additional venous return while continuing to load the left ventricle. Mechanism 3 is less simply reversed: increasingly negative pleural pressure distends extra-alveolar vessels, while the simultaneous increase in lung volume can still compress alveolar vessels, so the net change in pulmonary vascular load depends on where the lung begins and how far it expands.</w:t>
       </w:r>
     </w:p>
@@ -989,7 +1209,7 @@
         <w:drawing>
           <wp:inline xmlns:a="http://schemas.openxmlformats.org/drawingml/2006/main" xmlns:pic="http://schemas.openxmlformats.org/drawingml/2006/picture">
             <wp:extent cx="2834640" cy="2834640"/>
-            <wp:docPr id="6" name="Picture 6"/>
+            <wp:docPr id="10" name="Picture 10"/>
             <wp:cNvGraphicFramePr>
               <a:graphicFrameLocks noChangeAspect="1"/>
             </wp:cNvGraphicFramePr>
@@ -1001,7 +1221,7 @@
                     <pic:cNvPicPr/>
                   </pic:nvPicPr>
                   <pic:blipFill>
-                    <a:blip r:embed="rId14"/>
+                    <a:blip r:embed="rId18"/>
                     <a:stretch>
                       <a:fillRect/>
                     </a:stretch>
